--- a/nep/docx/40.content.docx
+++ b/nep/docx/40.content.docx
@@ -136,13 +136,6 @@
         <w:rPr>
           <w:lang w:val="ne_NP" w:bidi="ne_NP"/>
         </w:rPr>
-      </w:r>
-      <w:r>
-        <w:rPr>
-          <w:i/>
-          <w:lang w:val="ne_NP" w:bidi="ne_NP"/>
-        </w:rPr>
-        <w:t>मत्ती १:१, मत्ती १:१६, मत्ती 1:18, मत्ती १:१९, मत्ती १:१९ (#२), मत्ती १:२०, मत्ती 1:21, मत्ती 1:23, मत्ती १:२५, मत्ती २:१, मत्ती २:२, मत्ती २:२ (#२), मत्ती २:३, मत्ती २:५–६, मत्ती २:९, मत्ती २:११, मत्ती २:११ (#२), मत्ती २:१२, मत्ती २:१३, मत्ती २:१५, मत्ती २:१६, मत्ती २:१९–२०, मत्ती २:२२–२३, मत्ती २:२३, मत्ती 3:2, मत्ती ३:३, मत्ती ३:६, मत्ती ३:८, मत्ती ३:९, मत्ती ३:१०, मत्ती ३:११, मत्ती ३:१५, मत्ती ३:१६, मत्ती ३:१७, मत्ती ४:१, मत्ती 4:2, मत्ती ४:३, मत्ती ४:४, मत्ती ४:५–६, मत्ती 4:7, मत्ती ४:८–९, मत्ती ४:१०, मत्ती ४:१५–१६, मत्ती ४:१७, मत्ती ४:१८, मत्ती ४:१९, मत्ती ४:२१, मत्ती ४:२३, मत्ती ४:२४, मत्ती ४:२५, मत्ती ५:३, मत्ती ५:४, मत्ती ५:५, मत्ती ५:६, मत्ती ५:११–१२, मत्ती ५:१५–१६, मत्ती ५:१७, मत्ती ५:१९, मत्ती ५:२१–२२, मत्ती ५:२३–२४, मत्ती ५:२५, मत्ती ५:२७–२८, मत्ती ५:२९–३०, मत्ती ५:३२, मत्ती ५:३२ (#२), मत्ती ५:३७, मत्ती ५:३८–३९, मत्ती ५:४३–४४, मत्ती ५:४६–४७, मत्ती ६:२, मत्ती ६:३–४, मत्ती ६:५, मत्ती ६:६, मत्ती ६:७–८, मत्ती ६:१०, मत्ती ६:१५, मत्ती ६:१६–१८, मत्ती ६:१९–२०, मत्ती ६:२१, मत्ती ६:२४, मत्ती ६:२५–२६, मत्ती ६:२७, मत्ती ६:३३, मत्ती ७:३–५, मत्ती ७:६, मत्ती ७:८, मत्ती ७:११, मत्ती ७:१२, मत्ती ७:१३, मत्ती ७:१४, मत्ती ७:१५–१६, मत्ती ७:२१, मत्ती ७:२२–२३, मत्ती ७:२४, मत्ती ७:२६, मत्ती ७:२९, मत्ती ८:४, मत्ती ८:७</w:t>
       </w:r>
       <w:r>
         <w:rPr>

--- a/nep/docx/40.content.docx
+++ b/nep/docx/40.content.docx
@@ -123,19 +123,6 @@
           <w:lang w:val="ne_NP" w:bidi="ne_NP"/>
         </w:rPr>
         <w:t>MAT</w:t>
-      </w:r>
-      <w:r>
-        <w:rPr>
-          <w:lang w:val="ne_NP" w:bidi="ne_NP"/>
-        </w:rPr>
-      </w:r>
-    </w:p>
-    <w:p>
-      <w:pPr/>
-      <w:r>
-        <w:rPr>
-          <w:lang w:val="ne_NP" w:bidi="ne_NP"/>
-        </w:rPr>
       </w:r>
       <w:r>
         <w:rPr>

--- a/nep/docx/40.content.docx
+++ b/nep/docx/40.content.docx
@@ -19,7 +19,7 @@
         <w:rPr>
           <w:lang w:val="ne_NP" w:bidi="ne_NP"/>
         </w:rPr>
-        <w:t>Resource: Translation Questions (unfoldingWord)</w:t>
+        <w:t>Resource: unfoldingWord® Translation Questions</w:t>
       </w:r>
       <w:r>
         <w:rPr>
@@ -85,7 +85,7 @@
         <w:rPr>
           <w:lang w:val="ne_NP" w:bidi="ne_NP"/>
         </w:rPr>
-        <w:t>Translation Questions (unfoldingWord)</w:t>
+        <w:t>unfoldingWord® Translation Questions</w:t>
       </w:r>
     </w:p>
     <w:p>
